--- a/storage/certs/BOEC-CAL-2024-084.docx
+++ b/storage/certs/BOEC-CAL-2024-084.docx
@@ -42,9 +42,9 @@
       <w:r>
         <w:t>Client: Anglo American Radiation Services</w:t>
         <w:br/>
-        <w:t>Contact: Quality Assurance Dept</w:t>
+        <w:t>Contact: Radiation Protection Manager</w:t>
         <w:br/>
-        <w:t>Address: Roodepoort, Gauteng, South Africa</w:t>
+        <w:t>Address: Koeberg Rd, Melkbosstrand, 7441, South Africa</w:t>
         <w:br/>
         <w:t>POPIA Ref: POPIA-BOEC-C</w:t>
       </w:r>
@@ -63,9 +63,9 @@
         <w:br/>
         <w:t>Model / Type: Ludlum Model 14C Survey Meter / Radiation Survey Instrument</w:t>
         <w:br/>
-        <w:t>Manufacturer: BOEC Instrument Co.</w:t>
+        <w:t>Manufacturer: Thermo Fisher Scientific</w:t>
         <w:br/>
-        <w:t>Background Radiation: 0.12 mSv/h</w:t>
+        <w:t>Background Radiation: 0.11 mSv/h</w:t>
       </w:r>
     </w:p>
     <w:p>
@@ -97,7 +97,7 @@
       <w:r>
         <w:t>Calibrated by: T. Dlamini (SANAS Signatory) | Date: 2026-09-12</w:t>
         <w:br/>
-        <w:t>Reviewed by: M. van der Merwe (Quality Manager) | Approved by: Dr. K. Naidoo (Technical Signatory)</w:t>
+        <w:t>Reviewed by: M. van der Merwe (Quality Manager) | Approved by: J. Van der Merwe (TM-042)</w:t>
         <w:br/>
         <w:t>Digital Signature: BOEC-RSA2048-SIG-EBE32FA76FD49CF3</w:t>
         <w:br/>
